--- a/Quiz/L6-Quiz.docx
+++ b/Quiz/L6-Quiz.docx
@@ -7,7 +7,7 @@
         <w:pStyle w:val="Title"/>
       </w:pPr>
       <w:r>
-        <w:t>L6 Control Quiz</w:t>
+        <w:t>L6 LiDAR Perception Quiz</w:t>
       </w:r>
     </w:p>
     <w:p>
@@ -20,7 +20,7 @@
           <w:b/>
           <w:sz w:val="22"/>
         </w:rPr>
-        <w:t>1. What control commands does the controller output to follow the trajectory from motion planning?</w:t>
+        <w:t>1. A LiDAR pulse returns after 1.33 µs. Using R = c·Δt/2, how far away is the target?</w:t>
       </w:r>
       <w:r>
         <w:rPr>
@@ -41,7 +41,7 @@
           <w:rFonts w:ascii="Times New Roman" w:hAnsi="Times New Roman"/>
           <w:sz w:val="22"/>
         </w:rPr>
-        <w:t xml:space="preserve"> Brake, acceleration, and steering commands</w:t>
+        <w:t xml:space="preserve"> About 200 m</w:t>
       </w:r>
       <w:r>
         <w:rPr>
@@ -62,7 +62,7 @@
           <w:rFonts w:ascii="Times New Roman" w:hAnsi="Times New Roman"/>
           <w:sz w:val="22"/>
         </w:rPr>
-        <w:t xml:space="preserve"> Only a map-level route</w:t>
+        <w:t xml:space="preserve"> About 400 m</w:t>
       </w:r>
       <w:r>
         <w:rPr>
@@ -83,7 +83,7 @@
           <w:rFonts w:ascii="Times New Roman" w:hAnsi="Times New Roman"/>
           <w:sz w:val="22"/>
         </w:rPr>
-        <w:t xml:space="preserve"> Object-detection bounding boxes</w:t>
+        <w:t xml:space="preserve"> About 20 m</w:t>
       </w:r>
       <w:r>
         <w:rPr>
@@ -104,7 +104,7 @@
           <w:rFonts w:ascii="Times New Roman" w:hAnsi="Times New Roman"/>
           <w:sz w:val="22"/>
         </w:rPr>
-        <w:t xml:space="preserve"> HD-map updates</w:t>
+        <w:t xml:space="preserve"> About 2 km</w:t>
       </w:r>
     </w:p>
     <w:p>
@@ -129,7 +129,7 @@
           <w:b/>
           <w:sz w:val="22"/>
         </w:rPr>
-        <w:t>2. In feedback control, what is the tracking error e(t)?</w:t>
+        <w:t>2. A return has range r = 20 m, azimuth θ = 90° and elevation φ = 0°. Which Cartesian point (x, y, z) does it map to?</w:t>
       </w:r>
       <w:r>
         <w:rPr>
@@ -150,7 +150,7 @@
           <w:rFonts w:ascii="Times New Roman" w:hAnsi="Times New Roman"/>
           <w:sz w:val="22"/>
         </w:rPr>
-        <w:t xml:space="preserve"> The sum of reference and output</w:t>
+        <w:t xml:space="preserve"> (20, 0, 0)</w:t>
       </w:r>
       <w:r>
         <w:rPr>
@@ -171,7 +171,7 @@
           <w:rFonts w:ascii="Times New Roman" w:hAnsi="Times New Roman"/>
           <w:sz w:val="22"/>
         </w:rPr>
-        <w:t xml:space="preserve"> The reference signal minus the system output</w:t>
+        <w:t xml:space="preserve"> (0, 20, 0)</w:t>
       </w:r>
       <w:r>
         <w:rPr>
@@ -192,7 +192,7 @@
           <w:rFonts w:ascii="Times New Roman" w:hAnsi="Times New Roman"/>
           <w:sz w:val="22"/>
         </w:rPr>
-        <w:t xml:space="preserve"> The derivative of the reference only</w:t>
+        <w:t xml:space="preserve"> (0, 0, 20)</w:t>
       </w:r>
       <w:r>
         <w:rPr>
@@ -213,7 +213,7 @@
           <w:rFonts w:ascii="Times New Roman" w:hAnsi="Times New Roman"/>
           <w:sz w:val="22"/>
         </w:rPr>
-        <w:t xml:space="preserve"> The control input minus the system state</w:t>
+        <w:t xml:space="preserve"> (−20, 0, 0)</w:t>
       </w:r>
     </w:p>
     <w:p>
@@ -238,7 +238,7 @@
           <w:b/>
           <w:sz w:val="22"/>
         </w:rPr>
-        <w:t>3. Which PID term uses the history of the tracking error and helps eliminate steady-state error?</w:t>
+        <w:t>3. Which statement correctly compares pulsed time-of-flight LiDAR with FMCW LiDAR?</w:t>
       </w:r>
       <w:r>
         <w:rPr>
@@ -259,7 +259,7 @@
           <w:rFonts w:ascii="Times New Roman" w:hAnsi="Times New Roman"/>
           <w:sz w:val="22"/>
         </w:rPr>
-        <w:t xml:space="preserve"> Proportional term</w:t>
+        <w:t xml:space="preserve"> Pulsed ToF measures radial velocity directly, while FMCW cannot measure it at all</w:t>
       </w:r>
       <w:r>
         <w:rPr>
@@ -280,7 +280,7 @@
           <w:rFonts w:ascii="Times New Roman" w:hAnsi="Times New Roman"/>
           <w:sz w:val="22"/>
         </w:rPr>
-        <w:t xml:space="preserve"> Derivative term</w:t>
+        <w:t xml:space="preserve"> FMCW measures the round-trip time of a very short laser pulse like a stopwatch</w:t>
       </w:r>
       <w:r>
         <w:rPr>
@@ -301,7 +301,7 @@
           <w:rFonts w:ascii="Times New Roman" w:hAnsi="Times New Roman"/>
           <w:sz w:val="22"/>
         </w:rPr>
-        <w:t xml:space="preserve"> Integral term</w:t>
+        <w:t xml:space="preserve"> FMCW measures radial velocity directly via the Doppler shift, but is more complex</w:t>
       </w:r>
       <w:r>
         <w:rPr>
@@ -322,7 +322,7 @@
           <w:rFonts w:ascii="Times New Roman" w:hAnsi="Times New Roman"/>
           <w:sz w:val="22"/>
         </w:rPr>
-        <w:t xml:space="preserve"> Prediction term</w:t>
+        <w:t xml:space="preserve"> FMCW is mass-produced today and is cheaper than a pulsed time-of-flight sensor</w:t>
       </w:r>
     </w:p>
     <w:p>
@@ -347,7 +347,7 @@
           <w:b/>
           <w:sz w:val="22"/>
         </w:rPr>
-        <w:t>4. What is a typical effect of increasing the derivative gain Kd?</w:t>
+        <w:t>4. What is the idea of early fusion of camera and LiDAR, e.g. PointPainting?</w:t>
       </w:r>
       <w:r>
         <w:rPr>
@@ -368,7 +368,7 @@
           <w:rFonts w:ascii="Times New Roman" w:hAnsi="Times New Roman"/>
           <w:sz w:val="22"/>
         </w:rPr>
-        <w:t xml:space="preserve"> A large increase in steady-state error</w:t>
+        <w:t xml:space="preserve"> Run a camera detector and a LiDAR detector separately and merge their boxes</w:t>
       </w:r>
       <w:r>
         <w:rPr>
@@ -389,7 +389,7 @@
           <w:rFonts w:ascii="Times New Roman" w:hAnsi="Times New Roman"/>
           <w:sz w:val="22"/>
         </w:rPr>
-        <w:t xml:space="preserve"> Elimination of all measurement noise</w:t>
+        <w:t xml:space="preserve"> Project the points into the image and append the segmentation scores to each point</w:t>
       </w:r>
       <w:r>
         <w:rPr>
@@ -410,7 +410,7 @@
           <w:rFonts w:ascii="Times New Roman" w:hAnsi="Times New Roman"/>
           <w:sz w:val="22"/>
         </w:rPr>
-        <w:t xml:space="preserve"> Increased overshoot</w:t>
+        <w:t xml:space="preserve"> Fuse the backbone features of both sensors in one shared BEV feature map</w:t>
       </w:r>
       <w:r>
         <w:rPr>
@@ -431,7 +431,7 @@
           <w:rFonts w:ascii="Times New Roman" w:hAnsi="Times New Roman"/>
           <w:sz w:val="22"/>
         </w:rPr>
-        <w:t xml:space="preserve"> Reduced overshoot with greater sensitivity to measurement noise</w:t>
+        <w:t xml:space="preserve"> Replace the LiDAR by a monocular depth estimator that works on the images</w:t>
       </w:r>
     </w:p>
     <w:p>
@@ -456,7 +456,7 @@
           <w:b/>
           <w:sz w:val="22"/>
         </w:rPr>
-        <w:t>5. What does rise time measure in a step response?</w:t>
+        <w:t>5. A LiDAR has an angular resolution of Δθ = 0.2°. What is the approximate spacing between neighbouring points at 100 m (s = R·tan Δθ)?</w:t>
       </w:r>
       <w:r>
         <w:rPr>
@@ -477,7 +477,7 @@
           <w:rFonts w:ascii="Times New Roman" w:hAnsi="Times New Roman"/>
           <w:sz w:val="22"/>
         </w:rPr>
-        <w:t xml:space="preserve"> The time for the transient response to rise close to the steady-state value</w:t>
+        <w:t xml:space="preserve"> About 0.035 m</w:t>
       </w:r>
       <w:r>
         <w:rPr>
@@ -498,7 +498,7 @@
           <w:rFonts w:ascii="Times New Roman" w:hAnsi="Times New Roman"/>
           <w:sz w:val="22"/>
         </w:rPr>
-        <w:t xml:space="preserve"> The time at which maximum overshoot occurs</w:t>
+        <w:t xml:space="preserve"> About 3.5 m</w:t>
       </w:r>
       <w:r>
         <w:rPr>
@@ -519,7 +519,7 @@
           <w:rFonts w:ascii="Times New Roman" w:hAnsi="Times New Roman"/>
           <w:sz w:val="22"/>
         </w:rPr>
-        <w:t xml:space="preserve"> The time required to compute the control law</w:t>
+        <w:t xml:space="preserve"> About 0.35 m</w:t>
       </w:r>
       <w:r>
         <w:rPr>
@@ -540,7 +540,7 @@
           <w:rFonts w:ascii="Times New Roman" w:hAnsi="Times New Roman"/>
           <w:sz w:val="22"/>
         </w:rPr>
-        <w:t xml:space="preserve"> The final difference between input and output</w:t>
+        <w:t xml:space="preserve"> About 0.17 m</w:t>
       </w:r>
     </w:p>
     <w:p>
@@ -565,7 +565,7 @@
           <w:b/>
           <w:sz w:val="22"/>
         </w:rPr>
-        <w:t>6. What is maximum overshoot?</w:t>
+        <w:t>6. Why do 1550 nm LiDARs allow a higher pulse energy than 905 nm LiDARs?</w:t>
       </w:r>
       <w:r>
         <w:rPr>
@@ -586,7 +586,7 @@
           <w:rFonts w:ascii="Times New Roman" w:hAnsi="Times New Roman"/>
           <w:sz w:val="22"/>
         </w:rPr>
-        <w:t xml:space="preserve"> The time after which the output remains in a specified band</w:t>
+        <w:t xml:space="preserve"> Light at 1550 nm is not absorbed by water in the atmosphere at all, so power rises</w:t>
       </w:r>
       <w:r>
         <w:rPr>
@@ -607,7 +607,7 @@
           <w:rFonts w:ascii="Times New Roman" w:hAnsi="Times New Roman"/>
           <w:sz w:val="22"/>
         </w:rPr>
-        <w:t xml:space="preserve"> The amount by which the maximum transient response exceeds the steady-state value</w:t>
+        <w:t xml:space="preserve"> Light at 1550 nm is absorbed before the retina, so the eye-safety limit is higher</w:t>
       </w:r>
       <w:r>
         <w:rPr>
@@ -628,7 +628,7 @@
           <w:rFonts w:ascii="Times New Roman" w:hAnsi="Times New Roman"/>
           <w:sz w:val="22"/>
         </w:rPr>
-        <w:t xml:space="preserve"> The difference between two controller gains</w:t>
+        <w:t xml:space="preserve"> Silicon detectors are more sensitive at 1550 nm than they are at 905 nm</w:t>
       </w:r>
       <w:r>
         <w:rPr>
@@ -649,7 +649,7 @@
           <w:rFonts w:ascii="Times New Roman" w:hAnsi="Times New Roman"/>
           <w:sz w:val="22"/>
         </w:rPr>
-        <w:t xml:space="preserve"> The minimum value reached by the reference signal</w:t>
+        <w:t xml:space="preserve"> The 1550 nm lasers are cheaper and need much less electrical power to run</w:t>
       </w:r>
     </w:p>
     <w:p>
@@ -674,7 +674,7 @@
           <w:b/>
           <w:sz w:val="22"/>
         </w:rPr>
-        <w:t>7. What is the main characteristic of the proportional PID term?</w:t>
+        <w:t>7. Why does the received LiDAR signal in fog or rain fall as exp(−2αR)?</w:t>
       </w:r>
       <w:r>
         <w:rPr>
@@ -695,7 +695,7 @@
           <w:rFonts w:ascii="Times New Roman" w:hAnsi="Times New Roman"/>
           <w:sz w:val="22"/>
         </w:rPr>
-        <w:t xml:space="preserve"> It depends only on accumulated past error</w:t>
+        <w:t xml:space="preserve"> The detector always averages over two consecutive laser pulses before it reports</w:t>
       </w:r>
       <w:r>
         <w:rPr>
@@ -716,7 +716,7 @@
           <w:rFonts w:ascii="Times New Roman" w:hAnsi="Times New Roman"/>
           <w:sz w:val="22"/>
         </w:rPr>
-        <w:t xml:space="preserve"> It predicts future states over a horizon</w:t>
+        <w:t xml:space="preserve"> The symbol α is defined as twice the extinction coefficient of the air</w:t>
       </w:r>
       <w:r>
         <w:rPr>
@@ -737,7 +737,7 @@
           <w:rFonts w:ascii="Times New Roman" w:hAnsi="Times New Roman"/>
           <w:sz w:val="22"/>
         </w:rPr>
-        <w:t xml:space="preserve"> Its contribution is proportional to the current tracking error</w:t>
+        <w:t xml:space="preserve"> The light travels out and back, so the attenuation acts over a path of 2R</w:t>
       </w:r>
       <w:r>
         <w:rPr>
@@ -758,7 +758,7 @@
           <w:rFonts w:ascii="Times New Roman" w:hAnsi="Times New Roman"/>
           <w:sz w:val="22"/>
         </w:rPr>
-        <w:t xml:space="preserve"> It is independent of the tracking error</w:t>
+        <w:t xml:space="preserve"> Rain reflects exactly half of all the pulses back to the sensor immediately</w:t>
       </w:r>
     </w:p>
     <w:p>
@@ -783,7 +783,7 @@
           <w:b/>
           <w:sz w:val="22"/>
         </w:rPr>
-        <w:t>8. According to the slides, increasing Kp generally produces which combination?</w:t>
+        <w:t>8. Which failure mode creates 'ghost points' beyond walls or vehicles?</w:t>
       </w:r>
       <w:r>
         <w:rPr>
@@ -804,7 +804,7 @@
           <w:rFonts w:ascii="Times New Roman" w:hAnsi="Times New Roman"/>
           <w:sz w:val="22"/>
         </w:rPr>
-        <w:t xml:space="preserve"> Slower response and larger steady-state error</w:t>
+        <w:t xml:space="preserve"> Dark targets that return less than 5 % of the emitted photons</w:t>
       </w:r>
       <w:r>
         <w:rPr>
@@ -825,7 +825,7 @@
           <w:rFonts w:ascii="Times New Roman" w:hAnsi="Times New Roman"/>
           <w:sz w:val="22"/>
         </w:rPr>
-        <w:t xml:space="preserve"> No change in response</w:t>
+        <w:t xml:space="preserve"> Multipath: the pulse bounces over two surfaces before it returns</w:t>
       </w:r>
       <w:r>
         <w:rPr>
@@ -846,7 +846,7 @@
           <w:rFonts w:ascii="Times New Roman" w:hAnsi="Times New Roman"/>
           <w:sz w:val="22"/>
         </w:rPr>
-        <w:t xml:space="preserve"> Lower overshoot in all cases</w:t>
+        <w:t xml:space="preserve"> Retroreflector blooming around road signs and license plates</w:t>
       </w:r>
       <w:r>
         <w:rPr>
@@ -867,7 +867,7 @@
           <w:rFonts w:ascii="Times New Roman" w:hAnsi="Times New Roman"/>
           <w:sz w:val="22"/>
         </w:rPr>
-        <w:t xml:space="preserve"> Faster response, potentially more overshoot and oscillation</w:t>
+        <w:t xml:space="preserve"> Motion distortion of a spinning sweep at high vehicle speed</w:t>
       </w:r>
     </w:p>
     <w:p>
@@ -892,7 +892,7 @@
           <w:b/>
           <w:sz w:val="22"/>
         </w:rPr>
-        <w:t>9. What alternative name is used for Model Predictive Control?</w:t>
+        <w:t>9. A 128-channel LiDAR has 1,800 azimuth steps and rotates at 10 Hz. At most how many points does it produce per second?</w:t>
       </w:r>
       <w:r>
         <w:rPr>
@@ -913,7 +913,7 @@
           <w:rFonts w:ascii="Times New Roman" w:hAnsi="Times New Roman"/>
           <w:sz w:val="22"/>
         </w:rPr>
-        <w:t xml:space="preserve"> Receding Horizon Control</w:t>
+        <w:t xml:space="preserve"> About 230,000</w:t>
       </w:r>
       <w:r>
         <w:rPr>
@@ -934,7 +934,7 @@
           <w:rFonts w:ascii="Times New Roman" w:hAnsi="Times New Roman"/>
           <w:sz w:val="22"/>
         </w:rPr>
-        <w:t xml:space="preserve"> Open-Loop Integral Control</w:t>
+        <w:t xml:space="preserve"> About 23 million</w:t>
       </w:r>
       <w:r>
         <w:rPr>
@@ -955,7 +955,7 @@
           <w:rFonts w:ascii="Times New Roman" w:hAnsi="Times New Roman"/>
           <w:sz w:val="22"/>
         </w:rPr>
-        <w:t xml:space="preserve"> Static Gain Scheduling</w:t>
+        <w:t xml:space="preserve"> About 2.3 million</w:t>
       </w:r>
       <w:r>
         <w:rPr>
@@ -976,7 +976,7 @@
           <w:rFonts w:ascii="Times New Roman" w:hAnsi="Times New Roman"/>
           <w:sz w:val="22"/>
         </w:rPr>
-        <w:t xml:space="preserve"> Randomized Feedback Control</w:t>
+        <w:t xml:space="preserve"> About 18,000</w:t>
       </w:r>
     </w:p>
     <w:p>
@@ -1001,7 +1001,7 @@
           <w:b/>
           <w:sz w:val="22"/>
         </w:rPr>
-        <w:t>10. At each MPC time step, how much of the optimized control sequence is normally applied?</w:t>
+        <w:t>10. A 0.5° rotation error in the LiDAR extrinsic calibration shifts a point at 100 m laterally by about how much?</w:t>
       </w:r>
       <w:r>
         <w:rPr>
@@ -1022,7 +1022,7 @@
           <w:rFonts w:ascii="Times New Roman" w:hAnsi="Times New Roman"/>
           <w:sz w:val="22"/>
         </w:rPr>
-        <w:t xml:space="preserve"> The entire sequence without further optimization</w:t>
+        <w:t xml:space="preserve"> About 0.09 m</w:t>
       </w:r>
       <w:r>
         <w:rPr>
@@ -1043,7 +1043,7 @@
           <w:rFonts w:ascii="Times New Roman" w:hAnsi="Times New Roman"/>
           <w:sz w:val="22"/>
         </w:rPr>
-        <w:t xml:space="preserve"> Only the first control command</w:t>
+        <w:t xml:space="preserve"> About 9 m</w:t>
       </w:r>
       <w:r>
         <w:rPr>
@@ -1064,7 +1064,7 @@
           <w:rFonts w:ascii="Times New Roman" w:hAnsi="Times New Roman"/>
           <w:sz w:val="22"/>
         </w:rPr>
-        <w:t xml:space="preserve"> Only the last control command</w:t>
+        <w:t xml:space="preserve"> About 0.5 m</w:t>
       </w:r>
       <w:r>
         <w:rPr>
@@ -1085,7 +1085,7 @@
           <w:rFonts w:ascii="Times New Roman" w:hAnsi="Times New Roman"/>
           <w:sz w:val="22"/>
         </w:rPr>
-        <w:t xml:space="preserve"> No control command until the horizon ends</w:t>
+        <w:t xml:space="preserve"> About 0.9 m</w:t>
       </w:r>
     </w:p>
     <w:p>
@@ -1110,7 +1110,7 @@
           <w:b/>
           <w:sz w:val="22"/>
         </w:rPr>
-        <w:t>11. Why did MPC decelerate earlier than PID in the sharp-turn example?</w:t>
+        <w:t>11. A spinning LiDAR needs about 100 ms per sweep and the car drives at 20 m/s. What does deskewing do about the resulting 2 m of motion?</w:t>
       </w:r>
       <w:r>
         <w:rPr>
@@ -1131,7 +1131,7 @@
           <w:rFonts w:ascii="Times New Roman" w:hAnsi="Times New Roman"/>
           <w:sz w:val="22"/>
         </w:rPr>
-        <w:t xml:space="preserve"> MPC ignored the reference trajectory</w:t>
+        <w:t xml:space="preserve"> It discards all the points that were measured in the first half of the sweep</w:t>
       </w:r>
       <w:r>
         <w:rPr>
@@ -1152,7 +1152,7 @@
           <w:rFonts w:ascii="Times New Roman" w:hAnsi="Times New Roman"/>
           <w:sz w:val="22"/>
         </w:rPr>
-        <w:t xml:space="preserve"> MPC used no vehicle model</w:t>
+        <w:t xml:space="preserve"> It increases the rotation speed of the sensor from 10 Hz to 20 Hz</w:t>
       </w:r>
       <w:r>
         <w:rPr>
@@ -1173,7 +1173,7 @@
           <w:rFonts w:ascii="Times New Roman" w:hAnsi="Times New Roman"/>
           <w:sz w:val="22"/>
         </w:rPr>
-        <w:t xml:space="preserve"> MPC used a look-ahead window to anticipate the turn</w:t>
+        <w:t xml:space="preserve"> It transforms each point with the vehicle pose at its own timestamp</w:t>
       </w:r>
       <w:r>
         <w:rPr>
@@ -1194,7 +1194,7 @@
           <w:rFonts w:ascii="Times New Roman" w:hAnsi="Times New Roman"/>
           <w:sz w:val="22"/>
         </w:rPr>
-        <w:t xml:space="preserve"> MPC disabled longitudinal control</w:t>
+        <w:t xml:space="preserve"> It applies a single pose, taken at the end of the sweep, to all points</w:t>
       </w:r>
     </w:p>
     <w:p>
@@ -1219,7 +1219,7 @@
           <w:b/>
           <w:sz w:val="22"/>
         </w:rPr>
-        <w:t>12. What is one disadvantage of MPC identified in the slides?</w:t>
+        <w:t>12. An 80 m × 80 m × 4 m region at 0.1 m voxels has 25.6 M voxels, but a sweep has only ≈ 0.19 M points. What does this motivate?</w:t>
       </w:r>
       <w:r>
         <w:rPr>
@@ -1240,7 +1240,7 @@
           <w:rFonts w:ascii="Times New Roman" w:hAnsi="Times New Roman"/>
           <w:sz w:val="22"/>
         </w:rPr>
-        <w:t xml:space="preserve"> It cannot be applied to nonlinear systems</w:t>
+        <w:t xml:space="preserve"> Larger voxels combined with dense 3D convolution over the whole region of interest</w:t>
       </w:r>
       <w:r>
         <w:rPr>
@@ -1261,7 +1261,7 @@
           <w:rFonts w:ascii="Times New Roman" w:hAnsi="Times New Roman"/>
           <w:sz w:val="22"/>
         </w:rPr>
-        <w:t xml:space="preserve"> It cannot handle constraints</w:t>
+        <w:t xml:space="preserve"> Using fewer LiDAR channels so that fewer points are produced in every sweep</w:t>
       </w:r>
       <w:r>
         <w:rPr>
@@ -1282,7 +1282,7 @@
           <w:rFonts w:ascii="Times New Roman" w:hAnsi="Times New Roman"/>
           <w:sz w:val="22"/>
         </w:rPr>
-        <w:t xml:space="preserve"> It never uses optimization</w:t>
+        <w:t xml:space="preserve"> Dropping the height coordinate and using only the raw intensity of each point</w:t>
       </w:r>
       <w:r>
         <w:rPr>
@@ -1303,7 +1303,7 @@
           <w:rFonts w:ascii="Times New Roman" w:hAnsi="Times New Roman"/>
           <w:sz w:val="22"/>
         </w:rPr>
-        <w:t xml:space="preserve"> It requires an accurate, computationally efficient model and may be expensive to solve</w:t>
+        <w:t xml:space="preserve"> Sparse convolution (SECOND) or pillars, as dense 3D convolution mostly processes empty space</w:t>
       </w:r>
     </w:p>
     <w:p>
@@ -1328,7 +1328,7 @@
           <w:b/>
           <w:sz w:val="22"/>
         </w:rPr>
-        <w:t>13. What is the effect of choosing a larger MPC look-ahead horizon T?</w:t>
+        <w:t>13. RANSAC fits a ground plane (3 points per sample) with inlier ratio w = 0.5 and confidence p = 0.99. How many iterations N = ln(1 − p)/ln(1 − w³) are needed?</w:t>
       </w:r>
       <w:r>
         <w:rPr>
@@ -1349,7 +1349,7 @@
           <w:rFonts w:ascii="Times New Roman" w:hAnsi="Times New Roman"/>
           <w:sz w:val="22"/>
         </w:rPr>
-        <w:t xml:space="preserve"> Potentially better control performance but higher computation overhead</w:t>
+        <w:t xml:space="preserve"> About 35</w:t>
       </w:r>
       <w:r>
         <w:rPr>
@@ -1370,7 +1370,7 @@
           <w:rFonts w:ascii="Times New Roman" w:hAnsi="Times New Roman"/>
           <w:sz w:val="22"/>
         </w:rPr>
-        <w:t xml:space="preserve"> Guaranteed zero computation cost</w:t>
+        <w:t xml:space="preserve"> About 17</w:t>
       </w:r>
       <w:r>
         <w:rPr>
@@ -1391,7 +1391,7 @@
           <w:rFonts w:ascii="Times New Roman" w:hAnsi="Times New Roman"/>
           <w:sz w:val="22"/>
         </w:rPr>
-        <w:t xml:space="preserve"> More myopic behavior and less planning</w:t>
+        <w:t xml:space="preserve"> About 169</w:t>
       </w:r>
       <w:r>
         <w:rPr>
@@ -1412,7 +1412,7 @@
           <w:rFonts w:ascii="Times New Roman" w:hAnsi="Times New Roman"/>
           <w:sz w:val="22"/>
         </w:rPr>
-        <w:t xml:space="preserve"> Elimination of the system model</w:t>
+        <w:t xml:space="preserve"> About 4,603</w:t>
       </w:r>
     </w:p>
     <w:p>
@@ -1437,7 +1437,7 @@
           <w:b/>
           <w:sz w:val="22"/>
         </w:rPr>
-        <w:t>14. What distinguishes dynamics from kinematics?</w:t>
+        <w:t>14. What is the main advantage of DBSCAN over k-means for clustering LiDAR points?</w:t>
       </w:r>
       <w:r>
         <w:rPr>
@@ -1458,7 +1458,7 @@
           <w:rFonts w:ascii="Times New Roman" w:hAnsi="Times New Roman"/>
           <w:sz w:val="22"/>
         </w:rPr>
-        <w:t xml:space="preserve"> Dynamics ignores mass and forces</w:t>
+        <w:t xml:space="preserve"> It always finds exactly one cluster for each object that is in the scene</w:t>
       </w:r>
       <w:r>
         <w:rPr>
@@ -1479,7 +1479,7 @@
           <w:rFonts w:ascii="Times New Roman" w:hAnsi="Times New Roman"/>
           <w:sz w:val="22"/>
         </w:rPr>
-        <w:t xml:space="preserve"> Dynamics considers forces, mass, and inertia that affect motion</w:t>
+        <w:t xml:space="preserve"> It is faster than every other clustering algorithm when it is run on a GPU</w:t>
       </w:r>
       <w:r>
         <w:rPr>
@@ -1500,7 +1500,7 @@
           <w:rFonts w:ascii="Times New Roman" w:hAnsi="Times New Roman"/>
           <w:sz w:val="22"/>
         </w:rPr>
-        <w:t xml:space="preserve"> Dynamics uses only geometric relationships</w:t>
+        <w:t xml:space="preserve"> It uses one single ε that works equally well at near and at far ranges</w:t>
       </w:r>
       <w:r>
         <w:rPr>
@@ -1521,7 +1521,7 @@
           <w:rFonts w:ascii="Times New Roman" w:hAnsi="Times New Roman"/>
           <w:sz w:val="22"/>
         </w:rPr>
-        <w:t xml:space="preserve"> Dynamics cannot describe vehicle motion</w:t>
+        <w:t xml:space="preserve"> The number of clusters is not needed, and sparse points are rejected as noise</w:t>
       </w:r>
     </w:p>
     <w:p>
@@ -1546,7 +1546,7 @@
           <w:b/>
           <w:sz w:val="22"/>
         </w:rPr>
-        <w:t>15. What is the state vector of the kinematic bicycle model presented in the slides?</w:t>
+        <w:t>15. A parked car is rotated by about 30°. Why is a min-area rectangle a better box than an axis-aligned one?</w:t>
       </w:r>
       <w:r>
         <w:rPr>
@@ -1567,7 +1567,7 @@
           <w:rFonts w:ascii="Times New Roman" w:hAnsi="Times New Roman"/>
           <w:sz w:val="22"/>
         </w:rPr>
-        <w:t xml:space="preserve"> Steering, throttle, and brake</w:t>
+        <w:t xml:space="preserve"> The axis-aligned box under-estimates the height of the car that is in the scene</w:t>
       </w:r>
       <w:r>
         <w:rPr>
@@ -1588,7 +1588,7 @@
           <w:rFonts w:ascii="Times New Roman" w:hAnsi="Times New Roman"/>
           <w:sz w:val="22"/>
         </w:rPr>
-        <w:t xml:space="preserve"> Acceleration, force, and torque</w:t>
+        <w:t xml:space="preserve"> The axis-aligned box over-estimates the footprint (15.2 vs. 8.7 m²) and gives no heading</w:t>
       </w:r>
       <w:r>
         <w:rPr>
@@ -1609,7 +1609,7 @@
           <w:rFonts w:ascii="Times New Roman" w:hAnsi="Times New Roman"/>
           <w:sz w:val="22"/>
         </w:rPr>
-        <w:t xml:space="preserve"> Position x, position y, and heading angle theta</w:t>
+        <w:t xml:space="preserve"> The min-area rectangle can be computed without any prior clustering step at all</w:t>
       </w:r>
       <w:r>
         <w:rPr>
@@ -1630,7 +1630,7 @@
           <w:rFonts w:ascii="Times New Roman" w:hAnsi="Times New Roman"/>
           <w:sz w:val="22"/>
         </w:rPr>
-        <w:t xml:space="preserve"> Wheel speed, tire pressure, and yaw torque</w:t>
+        <w:t xml:space="preserve"> An axis-aligned box cannot be computed from a LiDAR point cloud in any way</w:t>
       </w:r>
     </w:p>
     <w:p>
@@ -1655,7 +1655,7 @@
           <w:b/>
           <w:sz w:val="22"/>
         </w:rPr>
-        <w:t>16. Which pair represents the control inputs of the presented kinematic bicycle model?</w:t>
+        <w:t>16. Why does ICP need a good initial guess, such as odometry?</w:t>
       </w:r>
       <w:r>
         <w:rPr>
@@ -1676,7 +1676,7 @@
           <w:rFonts w:ascii="Times New Roman" w:hAnsi="Times New Roman"/>
           <w:sz w:val="22"/>
         </w:rPr>
-        <w:t xml:space="preserve"> Mass and inertia</w:t>
+        <w:t xml:space="preserve"> Nearest-neighbour matching converges only to a local minimum of the alignment error</w:t>
       </w:r>
       <w:r>
         <w:rPr>
@@ -1697,7 +1697,7 @@
           <w:rFonts w:ascii="Times New Roman" w:hAnsi="Times New Roman"/>
           <w:sz w:val="22"/>
         </w:rPr>
-        <w:t xml:space="preserve"> Position and heading</w:t>
+        <w:t xml:space="preserve"> ICP does not use any point matching and relies only on image features of the scans</w:t>
       </w:r>
       <w:r>
         <w:rPr>
@@ -1718,7 +1718,7 @@
           <w:rFonts w:ascii="Times New Roman" w:hAnsi="Times New Roman"/>
           <w:sz w:val="22"/>
         </w:rPr>
-        <w:t xml:space="preserve"> Longitudinal and lateral forces</w:t>
+        <w:t xml:space="preserve"> ICP can estimate only a translation and can never estimate a rotation of the scan</w:t>
       </w:r>
       <w:r>
         <w:rPr>
@@ -1739,7 +1739,7 @@
           <w:rFonts w:ascii="Times New Roman" w:hAnsi="Times New Roman"/>
           <w:sz w:val="22"/>
         </w:rPr>
-        <w:t xml:space="preserve"> Steering angle and vehicle speed</w:t>
+        <w:t xml:space="preserve"> The SVD solution is valid only for two scans that are perfectly identical</w:t>
       </w:r>
     </w:p>
     <w:p>
@@ -1764,7 +1764,7 @@
           <w:b/>
           <w:sz w:val="22"/>
         </w:rPr>
-        <w:t>17. For the kinematic bicycle model, how is the turning radius R related to wheelbase L and steering angle delta?</w:t>
+        <w:t>17. Why is PointNet invariant to the order of the input points?</w:t>
       </w:r>
       <w:r>
         <w:rPr>
@@ -1785,7 +1785,7 @@
           <w:rFonts w:ascii="Times New Roman" w:hAnsi="Times New Roman"/>
           <w:sz w:val="22"/>
         </w:rPr>
-        <w:t xml:space="preserve"> R = L / tan(delta)</w:t>
+        <w:t xml:space="preserve"> A shared per-point MLP followed by max-pooling, which is a symmetric function</w:t>
       </w:r>
       <w:r>
         <w:rPr>
@@ -1806,7 +1806,7 @@
           <w:rFonts w:ascii="Times New Roman" w:hAnsi="Times New Roman"/>
           <w:sz w:val="22"/>
         </w:rPr>
-        <w:t xml:space="preserve"> R = L tan(delta)</w:t>
+        <w:t xml:space="preserve"> It sorts the points by their range before any of them is processed by the network</w:t>
       </w:r>
       <w:r>
         <w:rPr>
@@ -1827,7 +1827,7 @@
           <w:rFonts w:ascii="Times New Roman" w:hAnsi="Times New Roman"/>
           <w:sz w:val="22"/>
         </w:rPr>
-        <w:t xml:space="preserve"> R = delta / L</w:t>
+        <w:t xml:space="preserve"> It first voxelizes the points into a regular three-dimensional grid of cells</w:t>
       </w:r>
       <w:r>
         <w:rPr>
@@ -1848,7 +1848,7 @@
           <w:rFonts w:ascii="Times New Roman" w:hAnsi="Times New Roman"/>
           <w:sz w:val="22"/>
         </w:rPr>
-        <w:t xml:space="preserve"> R = vL</w:t>
+        <w:t xml:space="preserve"> It uses a recurrent network that scans the points of the sweep one by one</w:t>
       </w:r>
     </w:p>
     <w:p>
@@ -1873,7 +1873,7 @@
           <w:b/>
           <w:sz w:val="22"/>
         </w:rPr>
-        <w:t>18. What happens to the turning radius as the steering angle approaches zero?</w:t>
+        <w:t>18. What is the main design idea of PointPillars?</w:t>
       </w:r>
       <w:r>
         <w:rPr>
@@ -1894,7 +1894,7 @@
           <w:rFonts w:ascii="Times New Roman" w:hAnsi="Times New Roman"/>
           <w:sz w:val="22"/>
         </w:rPr>
-        <w:t xml:space="preserve"> It approaches zero</w:t>
+        <w:t xml:space="preserve"> Dense 3D convolution over a fine voxel grid that covers the whole region around the car</w:t>
       </w:r>
       <w:r>
         <w:rPr>
@@ -1915,7 +1915,7 @@
           <w:rFonts w:ascii="Times New Roman" w:hAnsi="Times New Roman"/>
           <w:sz w:val="22"/>
         </w:rPr>
-        <w:t xml:space="preserve"> It approaches infinity, corresponding to straight-line motion</w:t>
+        <w:t xml:space="preserve"> Sparse 3D convolution that touches only the non-empty voxels of a regular grid</w:t>
       </w:r>
       <w:r>
         <w:rPr>
@@ -1936,7 +1936,7 @@
           <w:rFonts w:ascii="Times New Roman" w:hAnsi="Times New Roman"/>
           <w:sz w:val="22"/>
         </w:rPr>
-        <w:t xml:space="preserve"> It becomes equal to vehicle speed</w:t>
+        <w:t xml:space="preserve"> Raw point processing with hierarchical sampling and grouping of local neighbours</w:t>
       </w:r>
       <w:r>
         <w:rPr>
@@ -1957,7 +1957,7 @@
           <w:rFonts w:ascii="Times New Roman" w:hAnsi="Times New Roman"/>
           <w:sz w:val="22"/>
         </w:rPr>
-        <w:t xml:space="preserve"> It becomes negative regardless of direction</w:t>
+        <w:t xml:space="preserve"> Pillars drop the z split, so a pseudo-image is processed with fast 2D convolutions only</w:t>
       </w:r>
     </w:p>
     <w:p>
@@ -1982,7 +1982,7 @@
           <w:b/>
           <w:sz w:val="22"/>
         </w:rPr>
-        <w:t>19. In the clockwise racetrack convention used in the slides, what does a positive cross-track error indicate?</w:t>
+        <w:t>19. Which evaluation rule is used for KITTI cars, and how does nuScenes differ?</w:t>
       </w:r>
       <w:r>
         <w:rPr>
@@ -2003,7 +2003,7 @@
           <w:rFonts w:ascii="Times New Roman" w:hAnsi="Times New Roman"/>
           <w:sz w:val="22"/>
         </w:rPr>
-        <w:t xml:space="preserve"> The car is exactly on the desired trajectory</w:t>
+        <w:t xml:space="preserve"> KITTI: IoU ≥ 0.7 counts as correct; nuScenes matches by center distance (0.5 to 4 m)</w:t>
       </w:r>
       <w:r>
         <w:rPr>
@@ -2024,7 +2024,7 @@
           <w:rFonts w:ascii="Times New Roman" w:hAnsi="Times New Roman"/>
           <w:sz w:val="22"/>
         </w:rPr>
-        <w:t xml:space="preserve"> The car is inside the track region</w:t>
+        <w:t xml:space="preserve"> KITTI matches by center distance, while nuScenes uses an IoU threshold of 0.7 for cars</w:t>
       </w:r>
       <w:r>
         <w:rPr>
@@ -2045,7 +2045,7 @@
           <w:rFonts w:ascii="Times New Roman" w:hAnsi="Times New Roman"/>
           <w:sz w:val="22"/>
         </w:rPr>
-        <w:t xml:space="preserve"> The car is outside the track region</w:t>
+        <w:t xml:space="preserve"> Both count only the number of points that fall inside the predicted bounding box</w:t>
       </w:r>
       <w:r>
         <w:rPr>
@@ -2066,7 +2066,7 @@
           <w:rFonts w:ascii="Times New Roman" w:hAnsi="Times New Roman"/>
           <w:sz w:val="22"/>
         </w:rPr>
-        <w:t xml:space="preserve"> The car has stopped</w:t>
+        <w:t xml:space="preserve"> Both use classification accuracy without any measure of the localization error</w:t>
       </w:r>
     </w:p>
     <w:p>
@@ -2091,7 +2091,7 @@
           <w:b/>
           <w:sz w:val="22"/>
         </w:rPr>
-        <w:t>20. How does Twiddle tune PID gains?</w:t>
+        <w:t>20. Why does the lecture stress worst-case rather than average latency, and what does 100 ms mean at a 60 m/s closing speed?</w:t>
       </w:r>
       <w:r>
         <w:rPr>
@@ -2112,7 +2112,7 @@
           <w:rFonts w:ascii="Times New Roman" w:hAnsi="Times New Roman"/>
           <w:sz w:val="22"/>
         </w:rPr>
-        <w:t xml:space="preserve"> It requires an exact nonlinear vehicle model</w:t>
+        <w:t xml:space="preserve"> The average latency is always larger than the worst case; 100 ms is 0.6 m</w:t>
       </w:r>
       <w:r>
         <w:rPr>
@@ -2133,7 +2133,7 @@
           <w:rFonts w:ascii="Times New Roman" w:hAnsi="Times New Roman"/>
           <w:sz w:val="22"/>
         </w:rPr>
-        <w:t xml:space="preserve"> It changes all gains randomly without evaluation</w:t>
+        <w:t xml:space="preserve"> Only the throughput of the system matters for safety; 100 ms is 60 m</w:t>
       </w:r>
       <w:r>
         <w:rPr>
@@ -2154,7 +2154,7 @@
           <w:rFonts w:ascii="Times New Roman" w:hAnsi="Times New Roman"/>
           <w:sz w:val="22"/>
         </w:rPr>
-        <w:t xml:space="preserve"> It applies pole placement to a linear model</w:t>
+        <w:t xml:space="preserve"> Latency is irrelevant at a 10 Hz sweep rate; 100 ms corresponds to 1 m</w:t>
       </w:r>
       <w:r>
         <w:rPr>
@@ -2175,7 +2175,7 @@
           <w:rFonts w:ascii="Times New Roman" w:hAnsi="Times New Roman"/>
           <w:sz w:val="22"/>
         </w:rPr>
-        <w:t xml:space="preserve"> It systematically adjusts each gain and its step size according to whether the error improves</w:t>
+        <w:t xml:space="preserve"> One late result can be unsafe, so the maximum matters; 100 ms at 60 m/s is 6 m</w:t>
       </w:r>
     </w:p>
     <w:p>
